--- a/assets/downloads-editie-7/editie7_aflevering-03-huisvuilverbranding-smerigste-stroom.docx
+++ b/assets/downloads-editie-7/editie7_aflevering-03-huisvuilverbranding-smerigste-stroom.docx
@@ -2,13 +2,13 @@
 <file path=word/document.xml><?xml version="1.0" encoding="utf-8"?>
 <w:document xmlns:w="http://schemas.openxmlformats.org/wordprocessingml/2006/main" xmlns:m="http://schemas.openxmlformats.org/officeDocument/2006/math" xmlns:r="http://schemas.openxmlformats.org/officeDocument/2006/relationships" xmlns:o="urn:schemas-microsoft-com:office:office" xmlns:v="urn:schemas-microsoft-com:vml" xmlns:w10="urn:schemas-microsoft-com:office:word" xmlns:a="http://schemas.openxmlformats.org/drawingml/2006/main" xmlns:pic="http://schemas.openxmlformats.org/drawingml/2006/picture" xmlns:wp="http://schemas.openxmlformats.org/drawingml/2006/wordprocessingDrawing">
   <w:body>
-    <w:bookmarkStart w:id="20" w:name="X7abf9e630a9d569d20d85adaaad3675d830c1c0"/>
+    <w:bookmarkStart w:id="20" w:name="X7a249f056b2fa0cc3f7791765a265fa02160d09"/>
     <w:p>
       <w:pPr>
         <w:pStyle w:val="Heading2"/>
       </w:pPr>
       <w:r>
-        <w:t xml:space="preserve">03 — Huisvuilverbranding: de smerigste stroom van Europa</w:t>
+        <w:t xml:space="preserve">03 — Huisvuilverbranding: de stroom met de hoogste verborgen kosten</w:t>
       </w:r>
     </w:p>
     <w:p>
@@ -20,7 +20,7 @@
           <w:i/>
           <w:iCs/>
         </w:rPr>
-        <w:t xml:space="preserve">Hoe de Europese afvalverbrandingsinstallaties tot de smerigste stroomopwekkers van het continent zijn vermomd als duurzame energie.</w:t>
+        <w:t xml:space="preserve">Hoe de Europese afvalverbrandingsinstallaties tot de stroomopwekkers met de hoogste verborgen kosten van het continent zijn vermomd als duurzame energie.</w:t>
       </w:r>
     </w:p>
     <w:p>
